--- a/docs/vignettes/03_ggplot/ggplot.docx
+++ b/docs/vignettes/03_ggplot/ggplot.docx
@@ -31,7 +31,7 @@
         <w:pStyle w:val="Date"/>
       </w:pPr>
       <w:r>
-        <w:t xml:space="preserve">2026-08-21</w:t>
+        <w:t xml:space="preserve">2026-08-24</w:t>
       </w:r>
     </w:p>
     <w:bookmarkStart w:id="11" w:name="introduction-to-ggplot2"/>
@@ -2233,7 +2233,7 @@
         <w:rPr>
           <w:rStyle w:val="StringTok"/>
         </w:rPr>
-        <w:t xml:space="preserve">"steelblue"</w:t>
+        <w:t xml:space="preserve">"darkblue"</w:t>
       </w:r>
       <w:r>
         <w:rPr>
@@ -3954,7 +3954,7 @@
         <w:rPr>
           <w:rStyle w:val="StringTok"/>
         </w:rPr>
-        <w:t xml:space="preserve">"steelblue"</w:t>
+        <w:t xml:space="preserve">"darkblue"</w:t>
       </w:r>
       <w:r>
         <w:rPr>
@@ -7327,7 +7327,7 @@
               <w:rPr>
                 <w:rStyle w:val="VerbatimChar"/>
               </w:rPr>
-              <w:t xml:space="preserve">geom_point(color = "steelblue")</w:t>
+              <w:t xml:space="preserve">geom_point(color = "darkblue")</w:t>
             </w:r>
           </w:p>
         </w:tc>

--- a/docs/vignettes/03_ggplot/ggplot.docx
+++ b/docs/vignettes/03_ggplot/ggplot.docx
@@ -31,7 +31,7 @@
         <w:pStyle w:val="Date"/>
       </w:pPr>
       <w:r>
-        <w:t xml:space="preserve">2026-08-24</w:t>
+        <w:t xml:space="preserve">2026-08-25</w:t>
       </w:r>
     </w:p>
     <w:bookmarkStart w:id="11" w:name="introduction-to-ggplot2"/>

--- a/docs/vignettes/03_ggplot/ggplot.docx
+++ b/docs/vignettes/03_ggplot/ggplot.docx
@@ -31,7 +31,7 @@
         <w:pStyle w:val="Date"/>
       </w:pPr>
       <w:r>
-        <w:t xml:space="preserve">2026-08-25</w:t>
+        <w:t xml:space="preserve">2026-08-26</w:t>
       </w:r>
     </w:p>
     <w:bookmarkStart w:id="11" w:name="introduction-to-ggplot2"/>

--- a/docs/vignettes/03_ggplot/ggplot.docx
+++ b/docs/vignettes/03_ggplot/ggplot.docx
@@ -31,7 +31,7 @@
         <w:pStyle w:val="Date"/>
       </w:pPr>
       <w:r>
-        <w:t xml:space="preserve">2026-08-26</w:t>
+        <w:t xml:space="preserve">2026-08-28</w:t>
       </w:r>
     </w:p>
     <w:bookmarkStart w:id="11" w:name="introduction-to-ggplot2"/>

--- a/docs/vignettes/03_ggplot/ggplot.docx
+++ b/docs/vignettes/03_ggplot/ggplot.docx
@@ -31,7 +31,7 @@
         <w:pStyle w:val="Date"/>
       </w:pPr>
       <w:r>
-        <w:t xml:space="preserve">2026-08-28</w:t>
+        <w:t xml:space="preserve">2026-09-01</w:t>
       </w:r>
     </w:p>
     <w:bookmarkStart w:id="11" w:name="introduction-to-ggplot2"/>

--- a/docs/vignettes/03_ggplot/ggplot.docx
+++ b/docs/vignettes/03_ggplot/ggplot.docx
@@ -31,7 +31,7 @@
         <w:pStyle w:val="Date"/>
       </w:pPr>
       <w:r>
-        <w:t xml:space="preserve">2026-09-01</w:t>
+        <w:t xml:space="preserve">2026-09-03</w:t>
       </w:r>
     </w:p>
     <w:bookmarkStart w:id="11" w:name="introduction-to-ggplot2"/>
